--- a/assets/resume/Danzel-Yap-Resume.docx
+++ b/assets/resume/Danzel-Yap-Resume.docx
@@ -4,17 +4,77 @@
   <w:body>
     <w:p>
       <w:pPr>
-        <w:spacing w:before="0" w:after="20"/>
+        <w:spacing w:before="0" w:after="0"/>
       </w:pPr>
       <w:r>
         <w:rPr>
-          <w:rFonts w:ascii="Calibri" w:hAnsi="Calibri"/>
           <w:b/>
-          <w:i w:val="0"/>
-          <w:color w:val="000000"/>
-          <w:sz w:val="40"/>
+          <w:sz w:val="32"/>
         </w:rPr>
         <w:t>Danzel Yap</w:t>
+      </w:r>
+    </w:p>
+    <w:p>
+      <w:pPr>
+        <w:spacing w:before="0" w:after="0"/>
+      </w:pPr>
+      <w:r>
+        <w:rPr>
+          <w:b/>
+        </w:rPr>
+        <w:t>Project Engineer — LA Convention Center</w:t>
+      </w:r>
+    </w:p>
+    <w:p>
+      <w:pPr>
+        <w:spacing w:before="0" w:after="40"/>
+      </w:pPr>
+      <w:r>
+        <w:rPr>
+          <w:b w:val="0"/>
+        </w:rPr>
+        <w:t>Diamond Bar, CA 91765  |  (408) 335-3615  |  dyap123@gmail.com</w:t>
+      </w:r>
+    </w:p>
+    <w:p>
+      <w:pPr>
+        <w:spacing w:before="120" w:after="40"/>
+        <w:pBdr>
+          <w:bottom w:val="single" w:sz="6" w:space="1" w:color="000000"/>
+        </w:pBdr>
+      </w:pPr>
+      <w:r>
+        <w:rPr>
+          <w:b/>
+          <w:sz w:val="21"/>
+        </w:rPr>
+        <w:t>SUMMARY</w:t>
+      </w:r>
+    </w:p>
+    <w:p>
+      <w:pPr>
+        <w:spacing w:before="0" w:after="40"/>
+      </w:pPr>
+      <w:r>
+        <w:rPr>
+          <w:b w:val="0"/>
+        </w:rPr>
+        <w:t>Project Engineer on the $2B Los Angeles Convention Center (LACC) expansion, managing structural foundation pours from layout through placement: RFIs, submittals, quantity takeoffs, budget tracking, and look-ahead scheduling. Built and deployed a suite of AI-powered construction management tools adopted by the project team, streamlining processes and saving the team hundreds of hours per week.</w:t>
+      </w:r>
+    </w:p>
+    <w:p>
+      <w:pPr>
+        <w:spacing w:before="120" w:after="40"/>
+        <w:pBdr>
+          <w:bottom w:val="single" w:sz="6" w:space="1" w:color="000000"/>
+        </w:pBdr>
+      </w:pPr>
+      <w:r>
+        <w:rPr>
+          <w:b/>
+          <w:sz w:val="21"/>
+        </w:rPr>
+        <w:t>SKILLS</w:t>
       </w:r>
     </w:p>
     <w:p>
@@ -23,13 +83,98 @@
       </w:pPr>
       <w:r>
         <w:rPr>
-          <w:rFonts w:ascii="Calibri" w:hAnsi="Calibri"/>
           <w:b/>
-          <w:i w:val="0"/>
-          <w:color w:val="000000"/>
-          <w:sz w:val="22"/>
         </w:rPr>
-        <w:t>Project Engineer — Commercial Construction (Concrete &amp; Structural Foundations)</w:t>
+        <w:t xml:space="preserve">Project Engineering: </w:t>
+      </w:r>
+      <w:r>
+        <w:rPr>
+          <w:b w:val="0"/>
+        </w:rPr>
+        <w:t>RFIs, submittals, quantity takeoffs, concrete takeoffs, pour planning and logistics, embed coordination, budget and cost tracking, look-ahead scheduling, subcontractor coordination, MEP coordination, drawing review, field quality control, daily reporting, Revit.</w:t>
+      </w:r>
+    </w:p>
+    <w:p>
+      <w:pPr>
+        <w:spacing w:before="0" w:after="20"/>
+      </w:pPr>
+      <w:r>
+        <w:rPr>
+          <w:b/>
+        </w:rPr>
+        <w:t xml:space="preserve">Construction Software: </w:t>
+      </w:r>
+      <w:r>
+        <w:rPr>
+          <w:b w:val="0"/>
+        </w:rPr>
+        <w:t>Bluebeam Revu, Microsoft Excel, Microsoft Office, Google Workspace, Autodesk Revit.</w:t>
+      </w:r>
+    </w:p>
+    <w:p>
+      <w:pPr>
+        <w:spacing w:before="0" w:after="20"/>
+      </w:pPr>
+      <w:r>
+        <w:rPr>
+          <w:b/>
+        </w:rPr>
+        <w:t xml:space="preserve">Programming and AI: </w:t>
+      </w:r>
+      <w:r>
+        <w:rPr>
+          <w:b w:val="0"/>
+        </w:rPr>
+        <w:t>Python, JavaScript, C#, Java, MATLAB, VBA, LLM API integration (Anthropic, OpenAI, Gemini), Firebase, React, Google Apps Script.</w:t>
+      </w:r>
+    </w:p>
+    <w:p>
+      <w:pPr>
+        <w:spacing w:before="0" w:after="20"/>
+      </w:pPr>
+      <w:r>
+        <w:rPr>
+          <w:b/>
+        </w:rPr>
+        <w:t xml:space="preserve">Design: </w:t>
+      </w:r>
+      <w:r>
+        <w:rPr>
+          <w:b w:val="0"/>
+        </w:rPr>
+        <w:t>SolidWorks, Autodesk Fusion 360.</w:t>
+      </w:r>
+    </w:p>
+    <w:p>
+      <w:pPr>
+        <w:spacing w:before="0" w:after="20"/>
+      </w:pPr>
+      <w:r>
+        <w:rPr>
+          <w:b/>
+        </w:rPr>
+        <w:t xml:space="preserve">Languages: </w:t>
+      </w:r>
+      <w:r>
+        <w:rPr>
+          <w:b w:val="0"/>
+        </w:rPr>
+        <w:t>English (fluent), Mandarin (fluent), Cantonese (conversational).</w:t>
+      </w:r>
+    </w:p>
+    <w:p>
+      <w:pPr>
+        <w:spacing w:before="120" w:after="40"/>
+        <w:pBdr>
+          <w:bottom w:val="single" w:sz="6" w:space="1" w:color="000000"/>
+        </w:pBdr>
+      </w:pPr>
+      <w:r>
+        <w:rPr>
+          <w:b/>
+          <w:sz w:val="21"/>
+        </w:rPr>
+        <w:t>EXPERIENCE</w:t>
       </w:r>
     </w:p>
     <w:p>
@@ -38,31 +183,390 @@
       </w:pPr>
       <w:r>
         <w:rPr>
-          <w:rFonts w:ascii="Calibri" w:hAnsi="Calibri"/>
+          <w:b/>
+        </w:rPr>
+        <w:t>Webcor Craft</w:t>
+      </w:r>
+    </w:p>
+    <w:p>
+      <w:pPr>
+        <w:spacing w:before="0" w:after="20"/>
+      </w:pPr>
+      <w:r>
+        <w:rPr>
+          <w:b/>
+        </w:rPr>
+        <w:t>Project Engineer</w:t>
+      </w:r>
+      <w:r>
+        <w:rPr>
           <w:b w:val="0"/>
-          <w:i w:val="0"/>
-          <w:color w:val="000000"/>
-          <w:sz w:val="20"/>
         </w:rPr>
-        <w:t>Pomona, CA 91766 | (408) 335-3615 | dsyap@cpp.edu | dyap123@gmail.com</w:t>
+        <w:t>, Los Angeles, CA  |  [Month] 2025 - Present</w:t>
+      </w:r>
+    </w:p>
+    <w:p>
+      <w:pPr>
+        <w:spacing w:before="0" w:after="20"/>
+        <w:ind w:left="216" w:hanging="216"/>
+      </w:pPr>
+      <w:r>
+        <w:rPr>
+          <w:b w:val="0"/>
+        </w:rPr>
+        <w:t xml:space="preserve">•  </w:t>
+      </w:r>
+      <w:r>
+        <w:rPr>
+          <w:b w:val="0"/>
+        </w:rPr>
+        <w:t>Manage structural foundation pours on the $2B Los Angeles Convention Center (LACC) expansion, coordinating concrete operations, embed installation, quantity takeoffs, and pour logistics from layout through placement.</w:t>
+      </w:r>
+    </w:p>
+    <w:p>
+      <w:pPr>
+        <w:spacing w:before="0" w:after="20"/>
+        <w:ind w:left="216" w:hanging="216"/>
+      </w:pPr>
+      <w:r>
+        <w:rPr>
+          <w:b w:val="0"/>
+        </w:rPr>
+        <w:t xml:space="preserve">•  </w:t>
+      </w:r>
+      <w:r>
+        <w:rPr>
+          <w:b w:val="0"/>
+        </w:rPr>
+        <w:t>Process RFIs and submittals, perform concrete quantity takeoffs, track budgets, and maintain look-ahead schedules across concurrent pour sequences.</w:t>
+      </w:r>
+    </w:p>
+    <w:p>
+      <w:pPr>
+        <w:spacing w:before="0" w:after="20"/>
+        <w:ind w:left="216" w:hanging="216"/>
+      </w:pPr>
+      <w:r>
+        <w:rPr>
+          <w:b w:val="0"/>
+        </w:rPr>
+        <w:t xml:space="preserve">•  </w:t>
+      </w:r>
+      <w:r>
+        <w:rPr>
+          <w:b w:val="0"/>
+        </w:rPr>
+        <w:t>Coordinate installation and verification of 400 embeds across 75 embed types, tracked through a custom plan-map application built in-house.</w:t>
+      </w:r>
+    </w:p>
+    <w:p>
+      <w:pPr>
+        <w:spacing w:before="0" w:after="20"/>
+        <w:ind w:left="216" w:hanging="216"/>
+      </w:pPr>
+      <w:r>
+        <w:rPr>
+          <w:b w:val="0"/>
+        </w:rPr>
+        <w:t xml:space="preserve">•  </w:t>
+      </w:r>
+      <w:r>
+        <w:rPr>
+          <w:b w:val="0"/>
+        </w:rPr>
+        <w:t>Designed, built, and deployed a suite of 6 AI-powered construction management applications adopted by the project management team, saving each project engineer approximately one day per week (detailed under Projects).</w:t>
+      </w:r>
+    </w:p>
+    <w:p>
+      <w:pPr>
+        <w:spacing w:before="0" w:after="20"/>
+        <w:ind w:left="216" w:hanging="216"/>
+      </w:pPr>
+      <w:r>
+        <w:rPr>
+          <w:b w:val="0"/>
+        </w:rPr>
+        <w:t xml:space="preserve">•  </w:t>
+      </w:r>
+      <w:r>
+        <w:rPr>
+          <w:b w:val="0"/>
+        </w:rPr>
+        <w:t>Led evaluation of a third-party AI software vendor and recommended against adoption, saving the company $75,000.</w:t>
+      </w:r>
+    </w:p>
+    <w:p>
+      <w:pPr>
+        <w:spacing w:before="80" w:after="0"/>
+      </w:pPr>
+      <w:r>
+        <w:rPr>
+          <w:b/>
+        </w:rPr>
+        <w:t>Clune Construction Company</w:t>
+      </w:r>
+    </w:p>
+    <w:p>
+      <w:pPr>
+        <w:spacing w:before="0" w:after="20"/>
+      </w:pPr>
+      <w:r>
+        <w:rPr>
+          <w:b/>
+        </w:rPr>
+        <w:t>Project Management Intern</w:t>
+      </w:r>
+      <w:r>
+        <w:rPr>
+          <w:b w:val="0"/>
+        </w:rPr>
+        <w:t>, San Francisco Bay Area, CA  |  Jun 2024 - Aug 2024</w:t>
+      </w:r>
+    </w:p>
+    <w:p>
+      <w:pPr>
+        <w:spacing w:before="0" w:after="20"/>
+        <w:ind w:left="216" w:hanging="216"/>
+      </w:pPr>
+      <w:r>
+        <w:rPr>
+          <w:b w:val="0"/>
+        </w:rPr>
+        <w:t xml:space="preserve">•  </w:t>
+      </w:r>
+      <w:r>
+        <w:rPr>
+          <w:b w:val="0"/>
+        </w:rPr>
+        <w:t>Processed submittals and wrote first RFIs on the Winston &amp; Strawn SF office interior remodel (demolition through framing and drywall); leveled subcontractor bids for tile and framing scopes on the four-story Skadden Palo Alto ground-up office.</w:t>
+      </w:r>
+    </w:p>
+    <w:p>
+      <w:pPr>
+        <w:spacing w:before="0" w:after="20"/>
+        <w:ind w:left="216" w:hanging="216"/>
+      </w:pPr>
+      <w:r>
+        <w:rPr>
+          <w:b w:val="0"/>
+        </w:rPr>
+        <w:t xml:space="preserve">•  </w:t>
+      </w:r>
+      <w:r>
+        <w:rPr>
+          <w:b w:val="0"/>
+        </w:rPr>
+        <w:t>Performed subcontractor job walks and coordination, observed a Menlo Park fertility-center closeout, and researched practical applications of AI in construction.</w:t>
+      </w:r>
+    </w:p>
+    <w:p>
+      <w:pPr>
+        <w:spacing w:before="80" w:after="0"/>
+      </w:pPr>
+      <w:r>
+        <w:rPr>
+          <w:b/>
+        </w:rPr>
+        <w:t>Cal Poly Pomona Formula E</w:t>
+      </w:r>
+    </w:p>
+    <w:p>
+      <w:pPr>
+        <w:spacing w:before="0" w:after="20"/>
+      </w:pPr>
+      <w:r>
+        <w:rPr>
+          <w:b/>
+        </w:rPr>
+        <w:t>Nuts and Bolts Lead (School Project)</w:t>
+      </w:r>
+      <w:r>
+        <w:rPr>
+          <w:b w:val="0"/>
+        </w:rPr>
+        <w:t>, Pomona, CA  |  Sep 2022 - Jun 2024</w:t>
+      </w:r>
+    </w:p>
+    <w:p>
+      <w:pPr>
+        <w:spacing w:before="0" w:after="20"/>
+        <w:ind w:left="216" w:hanging="216"/>
+      </w:pPr>
+      <w:r>
+        <w:rPr>
+          <w:b w:val="0"/>
+        </w:rPr>
+        <w:t xml:space="preserve">•  </w:t>
+      </w:r>
+      <w:r>
+        <w:rPr>
+          <w:b w:val="0"/>
+        </w:rPr>
+        <w:t>Led design of suspension for a competition electric vehicle and provided photography services.</w:t>
+      </w:r>
+    </w:p>
+    <w:p>
+      <w:pPr>
+        <w:spacing w:before="80" w:after="0"/>
+      </w:pPr>
+      <w:r>
+        <w:rPr>
+          <w:b/>
+        </w:rPr>
+        <w:t>K-12 STEM Center USA</w:t>
+      </w:r>
+    </w:p>
+    <w:p>
+      <w:pPr>
+        <w:spacing w:before="0" w:after="20"/>
+      </w:pPr>
+      <w:r>
+        <w:rPr>
+          <w:b/>
+        </w:rPr>
+        <w:t>STEM Instructor (Part-Time)</w:t>
+      </w:r>
+      <w:r>
+        <w:rPr>
+          <w:b w:val="0"/>
+        </w:rPr>
+        <w:t>, Claremont, CA  |  Oct 2022 - Mar 2026</w:t>
+      </w:r>
+    </w:p>
+    <w:p>
+      <w:pPr>
+        <w:spacing w:before="0" w:after="20"/>
+        <w:ind w:left="216" w:hanging="216"/>
+      </w:pPr>
+      <w:r>
+        <w:rPr>
+          <w:b w:val="0"/>
+        </w:rPr>
+        <w:t xml:space="preserve">•  </w:t>
+      </w:r>
+      <w:r>
+        <w:rPr>
+          <w:b w:val="0"/>
+        </w:rPr>
+        <w:t>Taught robotics, Arduino, programming, and soldering to K-12 students; developed and launched an introductory AI course.</w:t>
       </w:r>
     </w:p>
     <w:p>
       <w:pPr>
         <w:spacing w:before="120" w:after="40"/>
         <w:pBdr>
-          <w:bottom w:val="single" w:sz="4" w:space="2" w:color="000000"/>
+          <w:bottom w:val="single" w:sz="6" w:space="1" w:color="000000"/>
         </w:pBdr>
       </w:pPr>
       <w:r>
         <w:rPr>
-          <w:rFonts w:ascii="Calibri" w:hAnsi="Calibri"/>
           <w:b/>
-          <w:i w:val="0"/>
-          <w:color w:val="000000"/>
           <w:sz w:val="21"/>
         </w:rPr>
-        <w:t>SUMMARY</w:t>
+        <w:t>PROJECTS</w:t>
+      </w:r>
+    </w:p>
+    <w:p>
+      <w:pPr>
+        <w:spacing w:before="0" w:after="20"/>
+      </w:pPr>
+      <w:r>
+        <w:rPr>
+          <w:b/>
+        </w:rPr>
+        <w:t>AI in Construction Management Suite</w:t>
+      </w:r>
+      <w:r>
+        <w:rPr>
+          <w:b w:val="0"/>
+        </w:rPr>
+        <w:t xml:space="preserve">  |  2024 - Present</w:t>
+      </w:r>
+    </w:p>
+    <w:p>
+      <w:pPr>
+        <w:spacing w:before="0" w:after="20"/>
+        <w:ind w:left="216" w:hanging="216"/>
+      </w:pPr>
+      <w:r>
+        <w:rPr>
+          <w:b w:val="0"/>
+        </w:rPr>
+        <w:t xml:space="preserve">•  </w:t>
+      </w:r>
+      <w:r>
+        <w:rPr>
+          <w:b w:val="0"/>
+        </w:rPr>
+        <w:t>Built and deployed 6 web applications used daily by a live project team (pour tracking, embed tracking, tool inventory, crew attendance, scheduling, cylinder break tracking), plus an AI chat assistant integrated with Google Workspace and Discord.</w:t>
+      </w:r>
+    </w:p>
+    <w:p>
+      <w:pPr>
+        <w:spacing w:before="0" w:after="20"/>
+        <w:ind w:left="216" w:hanging="216"/>
+      </w:pPr>
+      <w:r>
+        <w:rPr>
+          <w:b w:val="0"/>
+        </w:rPr>
+        <w:t xml:space="preserve">•  </w:t>
+      </w:r>
+      <w:r>
+        <w:rPr>
+          <w:b w:val="0"/>
+        </w:rPr>
+        <w:t>Spearheaded a research project on practical AI adoption in construction, interviewing 30+ industry professionals across California and Las Vegas — from senior VPs to interns — to map day-to-day workflows and where AI could deliver real value; findings formed the foundation of the suite.</w:t>
+      </w:r>
+    </w:p>
+    <w:p>
+      <w:pPr>
+        <w:spacing w:before="80" w:after="20"/>
+      </w:pPr>
+      <w:r>
+        <w:rPr>
+          <w:b/>
+        </w:rPr>
+        <w:t>FIRST Robotics Competition</w:t>
+      </w:r>
+      <w:r>
+        <w:rPr>
+          <w:b w:val="0"/>
+        </w:rPr>
+        <w:t xml:space="preserve">  |  California  |  Nov 2018 - Jun 2021</w:t>
+      </w:r>
+    </w:p>
+    <w:p>
+      <w:pPr>
+        <w:spacing w:before="0" w:after="20"/>
+        <w:ind w:left="216" w:hanging="216"/>
+      </w:pPr>
+      <w:r>
+        <w:rPr>
+          <w:b w:val="0"/>
+        </w:rPr>
+        <w:t xml:space="preserve">•  </w:t>
+      </w:r>
+      <w:r>
+        <w:rPr>
+          <w:b w:val="0"/>
+        </w:rPr>
+        <w:t>Designed a wooden robotic arm for competition robots on a multidisciplinary team; secured team funding through grants and edited chairman presentation video.</w:t>
+      </w:r>
+    </w:p>
+    <w:p>
+      <w:pPr>
+        <w:spacing w:before="120" w:after="40"/>
+        <w:pBdr>
+          <w:bottom w:val="single" w:sz="6" w:space="1" w:color="000000"/>
+        </w:pBdr>
+      </w:pPr>
+      <w:r>
+        <w:rPr>
+          <w:b/>
+          <w:sz w:val="21"/>
+        </w:rPr>
+        <w:t>EDUCATION</w:t>
       </w:r>
     </w:p>
     <w:p>
@@ -71,620 +575,20 @@
       </w:pPr>
       <w:r>
         <w:rPr>
-          <w:rFonts w:ascii="Calibri" w:hAnsi="Calibri"/>
-          <w:b w:val="0"/>
-          <w:i w:val="0"/>
-          <w:color w:val="000000"/>
-          <w:sz w:val="20"/>
-        </w:rPr>
-        <w:t>Project Engineer on the Los Angeles Convention Center (LACC) expansion, managing structural foundation pours from layout through placement: RFIs, submittals, quantity takeoffs, budget tracking, and look-ahead scheduling. Built a suite of AI-powered construction management tools adopted by the project team, saving each project engineer approximately one day per week.</w:t>
-      </w:r>
-    </w:p>
-    <w:p>
-      <w:pPr>
-        <w:spacing w:before="120" w:after="40"/>
-        <w:pBdr>
-          <w:bottom w:val="single" w:sz="4" w:space="2" w:color="000000"/>
-        </w:pBdr>
-      </w:pPr>
-      <w:r>
-        <w:rPr>
-          <w:rFonts w:ascii="Calibri" w:hAnsi="Calibri"/>
           <w:b/>
-          <w:i w:val="0"/>
-          <w:color w:val="000000"/>
-          <w:sz w:val="21"/>
-        </w:rPr>
-        <w:t>SKILLS</w:t>
-      </w:r>
-    </w:p>
-    <w:p>
-      <w:pPr>
-        <w:spacing w:before="0" w:after="40"/>
-      </w:pPr>
-      <w:r>
-        <w:rPr>
-          <w:rFonts w:ascii="Calibri" w:hAnsi="Calibri"/>
-          <w:b/>
-          <w:i w:val="0"/>
-          <w:color w:val="000000"/>
-          <w:sz w:val="20"/>
-        </w:rPr>
-        <w:t xml:space="preserve">Project Engineering: </w:t>
-      </w:r>
-      <w:r>
-        <w:rPr>
-          <w:rFonts w:ascii="Calibri" w:hAnsi="Calibri"/>
-          <w:b w:val="0"/>
-          <w:i w:val="0"/>
-          <w:color w:val="000000"/>
-          <w:sz w:val="20"/>
-        </w:rPr>
-        <w:t>RFIs, submittals, quantity takeoffs, concrete takeoffs, pour planning and logistics, embed coordination, budget and cost tracking, look-ahead scheduling, subcontractor coordination, field quality control, daily reporting</w:t>
-      </w:r>
-    </w:p>
-    <w:p>
-      <w:pPr>
-        <w:spacing w:before="0" w:after="40"/>
-      </w:pPr>
-      <w:r>
-        <w:rPr>
-          <w:rFonts w:ascii="Calibri" w:hAnsi="Calibri"/>
-          <w:b/>
-          <w:i w:val="0"/>
-          <w:color w:val="000000"/>
-          <w:sz w:val="20"/>
-        </w:rPr>
-        <w:t xml:space="preserve">Construction Software: </w:t>
-      </w:r>
-      <w:r>
-        <w:rPr>
-          <w:rFonts w:ascii="Calibri" w:hAnsi="Calibri"/>
-          <w:b w:val="0"/>
-          <w:i w:val="0"/>
-          <w:color w:val="000000"/>
-          <w:sz w:val="20"/>
-        </w:rPr>
-        <w:t>Bluebeam Revu, Microsoft Excel, Microsoft Office, Google Workspace</w:t>
-      </w:r>
-    </w:p>
-    <w:p>
-      <w:pPr>
-        <w:spacing w:before="0" w:after="40"/>
-      </w:pPr>
-      <w:r>
-        <w:rPr>
-          <w:rFonts w:ascii="Calibri" w:hAnsi="Calibri"/>
-          <w:b/>
-          <w:i w:val="0"/>
-          <w:color w:val="000000"/>
-          <w:sz w:val="20"/>
-        </w:rPr>
-        <w:t xml:space="preserve">Programming and AI: </w:t>
-      </w:r>
-      <w:r>
-        <w:rPr>
-          <w:rFonts w:ascii="Calibri" w:hAnsi="Calibri"/>
-          <w:b w:val="0"/>
-          <w:i w:val="0"/>
-          <w:color w:val="000000"/>
-          <w:sz w:val="20"/>
-        </w:rPr>
-        <w:t>Python, JavaScript, C#, Java, MATLAB, VBA, LLM API integration (Anthropic, OpenAI, Gemini), Firebase, React, Google Apps Script</w:t>
-      </w:r>
-    </w:p>
-    <w:p>
-      <w:pPr>
-        <w:spacing w:before="0" w:after="40"/>
-      </w:pPr>
-      <w:r>
-        <w:rPr>
-          <w:rFonts w:ascii="Calibri" w:hAnsi="Calibri"/>
-          <w:b/>
-          <w:i w:val="0"/>
-          <w:color w:val="000000"/>
-          <w:sz w:val="20"/>
-        </w:rPr>
-        <w:t xml:space="preserve">Design: </w:t>
-      </w:r>
-      <w:r>
-        <w:rPr>
-          <w:rFonts w:ascii="Calibri" w:hAnsi="Calibri"/>
-          <w:b w:val="0"/>
-          <w:i w:val="0"/>
-          <w:color w:val="000000"/>
-          <w:sz w:val="20"/>
-        </w:rPr>
-        <w:t>SolidWorks, Autodesk Fusion 360</w:t>
-      </w:r>
-    </w:p>
-    <w:p>
-      <w:pPr>
-        <w:spacing w:before="0" w:after="40"/>
-      </w:pPr>
-      <w:r>
-        <w:rPr>
-          <w:rFonts w:ascii="Calibri" w:hAnsi="Calibri"/>
-          <w:b/>
-          <w:i w:val="0"/>
-          <w:color w:val="000000"/>
-          <w:sz w:val="20"/>
-        </w:rPr>
-        <w:t xml:space="preserve">Languages: </w:t>
-      </w:r>
-      <w:r>
-        <w:rPr>
-          <w:rFonts w:ascii="Calibri" w:hAnsi="Calibri"/>
-          <w:b w:val="0"/>
-          <w:i w:val="0"/>
-          <w:color w:val="000000"/>
-          <w:sz w:val="20"/>
-        </w:rPr>
-        <w:t>English (fluent), Mandarin (fluent), Cantonese (conversational)</w:t>
-      </w:r>
-    </w:p>
-    <w:p>
-      <w:pPr>
-        <w:spacing w:before="120" w:after="40"/>
-        <w:pBdr>
-          <w:bottom w:val="single" w:sz="4" w:space="2" w:color="000000"/>
-        </w:pBdr>
-      </w:pPr>
-      <w:r>
-        <w:rPr>
-          <w:rFonts w:ascii="Calibri" w:hAnsi="Calibri"/>
-          <w:b/>
-          <w:i w:val="0"/>
-          <w:color w:val="000000"/>
-          <w:sz w:val="21"/>
-        </w:rPr>
-        <w:t>EXPERIENCE</w:t>
-      </w:r>
-    </w:p>
-    <w:p>
-      <w:pPr>
-        <w:spacing w:before="100" w:after="0"/>
-      </w:pPr>
-      <w:r>
-        <w:rPr>
-          <w:rFonts w:ascii="Calibri" w:hAnsi="Calibri"/>
-          <w:b/>
-          <w:i w:val="0"/>
-          <w:color w:val="000000"/>
-          <w:sz w:val="21"/>
-        </w:rPr>
-        <w:t>Webcor Craft</w:t>
-      </w:r>
-    </w:p>
-    <w:p>
-      <w:pPr>
-        <w:spacing w:before="0" w:after="40"/>
-      </w:pPr>
-      <w:r>
-        <w:rPr>
-          <w:rFonts w:ascii="Calibri" w:hAnsi="Calibri"/>
-          <w:b/>
-          <w:i w:val="0"/>
-          <w:color w:val="000000"/>
-          <w:sz w:val="20"/>
-        </w:rPr>
-        <w:t>Project Engineer</w:t>
-      </w:r>
-      <w:r>
-        <w:rPr>
-          <w:rFonts w:ascii="Calibri" w:hAnsi="Calibri"/>
-          <w:b w:val="0"/>
-          <w:i w:val="0"/>
-          <w:color w:val="000000"/>
-          <w:sz w:val="19"/>
-        </w:rPr>
-        <w:t>, Los Angeles, CA  |  [Month] 2025 - Present</w:t>
-      </w:r>
-    </w:p>
-    <w:p>
-      <w:pPr>
-        <w:pStyle w:val="ListBullet"/>
-        <w:spacing w:before="0" w:after="40" w:line="240" w:lineRule="auto"/>
-        <w:ind w:left="317"/>
-      </w:pPr>
-      <w:r>
-        <w:rPr>
-          <w:rFonts w:ascii="Calibri" w:hAnsi="Calibri"/>
-          <w:b w:val="0"/>
-          <w:i w:val="0"/>
-          <w:color w:val="000000"/>
-          <w:sz w:val="20"/>
-        </w:rPr>
-        <w:t>Manage structural foundation pours on the Los Angeles Convention Center (LACC) expansion, coordinating concrete operations, embed installation, quantity takeoffs, and pour logistics from layout through placement.</w:t>
-      </w:r>
-    </w:p>
-    <w:p>
-      <w:pPr>
-        <w:pStyle w:val="ListBullet"/>
-        <w:spacing w:before="0" w:after="40" w:line="240" w:lineRule="auto"/>
-        <w:ind w:left="317"/>
-      </w:pPr>
-      <w:r>
-        <w:rPr>
-          <w:rFonts w:ascii="Calibri" w:hAnsi="Calibri"/>
-          <w:b w:val="0"/>
-          <w:i w:val="0"/>
-          <w:color w:val="000000"/>
-          <w:sz w:val="20"/>
-        </w:rPr>
-        <w:t>Process RFIs and submittals, perform concrete quantity takeoffs, track budgets, and maintain look-ahead schedules across concurrent pour sequences.</w:t>
-      </w:r>
-    </w:p>
-    <w:p>
-      <w:pPr>
-        <w:pStyle w:val="ListBullet"/>
-        <w:spacing w:before="0" w:after="40" w:line="240" w:lineRule="auto"/>
-        <w:ind w:left="317"/>
-      </w:pPr>
-      <w:r>
-        <w:rPr>
-          <w:rFonts w:ascii="Calibri" w:hAnsi="Calibri"/>
-          <w:b w:val="0"/>
-          <w:i w:val="0"/>
-          <w:color w:val="000000"/>
-          <w:sz w:val="20"/>
-        </w:rPr>
-        <w:t>Coordinate installation and verification of approximately 300 embeds across 75 embed types, tracked through a custom plan-map application built in-house.</w:t>
-      </w:r>
-    </w:p>
-    <w:p>
-      <w:pPr>
-        <w:pStyle w:val="ListBullet"/>
-        <w:spacing w:before="0" w:after="40" w:line="240" w:lineRule="auto"/>
-        <w:ind w:left="317"/>
-      </w:pPr>
-      <w:r>
-        <w:rPr>
-          <w:rFonts w:ascii="Calibri" w:hAnsi="Calibri"/>
-          <w:b w:val="0"/>
-          <w:i w:val="0"/>
-          <w:color w:val="000000"/>
-          <w:sz w:val="20"/>
-        </w:rPr>
-        <w:t>Designed, built, and deployed a suite of 6 AI-powered construction management applications adopted by the project management team, saving each project engineer approximately one day per week (detailed under Projects).</w:t>
-      </w:r>
-    </w:p>
-    <w:p>
-      <w:pPr>
-        <w:pStyle w:val="ListBullet"/>
-        <w:spacing w:before="0" w:after="0" w:line="240" w:lineRule="auto"/>
-        <w:ind w:left="317"/>
-      </w:pPr>
-      <w:r>
-        <w:rPr>
-          <w:rFonts w:ascii="Calibri" w:hAnsi="Calibri"/>
-          <w:b w:val="0"/>
-          <w:i w:val="0"/>
-          <w:color w:val="000000"/>
-          <w:sz w:val="20"/>
-        </w:rPr>
-        <w:t>Led evaluation of a third-party AI software vendor and recommended against adoption, saving the company $75,000.</w:t>
-      </w:r>
-    </w:p>
-    <w:p>
-      <w:pPr>
-        <w:spacing w:before="100" w:after="0"/>
-      </w:pPr>
-      <w:r>
-        <w:rPr>
-          <w:rFonts w:ascii="Calibri" w:hAnsi="Calibri"/>
-          <w:b/>
-          <w:i w:val="0"/>
-          <w:color w:val="000000"/>
-          <w:sz w:val="21"/>
-        </w:rPr>
-        <w:t>Clune Construction Company</w:t>
-      </w:r>
-    </w:p>
-    <w:p>
-      <w:pPr>
-        <w:spacing w:before="0" w:after="40"/>
-      </w:pPr>
-      <w:r>
-        <w:rPr>
-          <w:rFonts w:ascii="Calibri" w:hAnsi="Calibri"/>
-          <w:b/>
-          <w:i w:val="0"/>
-          <w:color w:val="000000"/>
-          <w:sz w:val="20"/>
-        </w:rPr>
-        <w:t>Project Management Intern</w:t>
-      </w:r>
-      <w:r>
-        <w:rPr>
-          <w:rFonts w:ascii="Calibri" w:hAnsi="Calibri"/>
-          <w:b w:val="0"/>
-          <w:i w:val="0"/>
-          <w:color w:val="000000"/>
-          <w:sz w:val="19"/>
-        </w:rPr>
-        <w:t>, San Francisco, CA  |  Jun 2024 - Aug 2024</w:t>
-      </w:r>
-    </w:p>
-    <w:p>
-      <w:pPr>
-        <w:pStyle w:val="ListBullet"/>
-        <w:spacing w:before="0" w:after="0" w:line="240" w:lineRule="auto"/>
-        <w:ind w:left="317"/>
-      </w:pPr>
-      <w:r>
-        <w:rPr>
-          <w:rFonts w:ascii="Calibri" w:hAnsi="Calibri"/>
-          <w:b w:val="0"/>
-          <w:i w:val="0"/>
-          <w:color w:val="000000"/>
-          <w:sz w:val="20"/>
-        </w:rPr>
-        <w:t>Analyzed construction drawings, developed project budgets and schedules, and researched practical applications of AI in construction project management.</w:t>
-      </w:r>
-    </w:p>
-    <w:p>
-      <w:pPr>
-        <w:spacing w:before="100" w:after="0"/>
-      </w:pPr>
-      <w:r>
-        <w:rPr>
-          <w:rFonts w:ascii="Calibri" w:hAnsi="Calibri"/>
-          <w:b/>
-          <w:i w:val="0"/>
-          <w:color w:val="000000"/>
-          <w:sz w:val="21"/>
-        </w:rPr>
-        <w:t>Cal Poly Pomona Formula E</w:t>
-      </w:r>
-    </w:p>
-    <w:p>
-      <w:pPr>
-        <w:spacing w:before="0" w:after="40"/>
-      </w:pPr>
-      <w:r>
-        <w:rPr>
-          <w:rFonts w:ascii="Calibri" w:hAnsi="Calibri"/>
-          <w:b/>
-          <w:i w:val="0"/>
-          <w:color w:val="000000"/>
-          <w:sz w:val="20"/>
-        </w:rPr>
-        <w:t>Nuts and Bolts Lead (School Project)</w:t>
-      </w:r>
-      <w:r>
-        <w:rPr>
-          <w:rFonts w:ascii="Calibri" w:hAnsi="Calibri"/>
-          <w:b w:val="0"/>
-          <w:i w:val="0"/>
-          <w:color w:val="000000"/>
-          <w:sz w:val="19"/>
-        </w:rPr>
-        <w:t>, Pomona, CA  |  Sep 2022 - Jun 2024</w:t>
-      </w:r>
-    </w:p>
-    <w:p>
-      <w:pPr>
-        <w:pStyle w:val="ListBullet"/>
-        <w:spacing w:before="0" w:after="0" w:line="240" w:lineRule="auto"/>
-        <w:ind w:left="317"/>
-      </w:pPr>
-      <w:r>
-        <w:rPr>
-          <w:rFonts w:ascii="Calibri" w:hAnsi="Calibri"/>
-          <w:b w:val="0"/>
-          <w:i w:val="0"/>
-          <w:color w:val="000000"/>
-          <w:sz w:val="20"/>
-        </w:rPr>
-        <w:t>Led design and manufacture of mechanical systems (chassis, brakes, driver ergonomics) for a competition electric vehicle.</w:t>
-      </w:r>
-    </w:p>
-    <w:p>
-      <w:pPr>
-        <w:spacing w:before="100" w:after="0"/>
-      </w:pPr>
-      <w:r>
-        <w:rPr>
-          <w:rFonts w:ascii="Calibri" w:hAnsi="Calibri"/>
-          <w:b/>
-          <w:i w:val="0"/>
-          <w:color w:val="000000"/>
-          <w:sz w:val="21"/>
-        </w:rPr>
-        <w:t>K-12 STEM Center USA</w:t>
-      </w:r>
-    </w:p>
-    <w:p>
-      <w:pPr>
-        <w:spacing w:before="0" w:after="40"/>
-      </w:pPr>
-      <w:r>
-        <w:rPr>
-          <w:rFonts w:ascii="Calibri" w:hAnsi="Calibri"/>
-          <w:b/>
-          <w:i w:val="0"/>
-          <w:color w:val="000000"/>
-          <w:sz w:val="20"/>
-        </w:rPr>
-        <w:t>STEM Instructor (Part-Time)</w:t>
-      </w:r>
-      <w:r>
-        <w:rPr>
-          <w:rFonts w:ascii="Calibri" w:hAnsi="Calibri"/>
-          <w:b w:val="0"/>
-          <w:i w:val="0"/>
-          <w:color w:val="000000"/>
-          <w:sz w:val="19"/>
-        </w:rPr>
-        <w:t>, Claremont, CA  |  Oct 2022 - Mar 2026</w:t>
-      </w:r>
-    </w:p>
-    <w:p>
-      <w:pPr>
-        <w:pStyle w:val="ListBullet"/>
-        <w:spacing w:before="0" w:after="0" w:line="240" w:lineRule="auto"/>
-        <w:ind w:left="317"/>
-      </w:pPr>
-      <w:r>
-        <w:rPr>
-          <w:rFonts w:ascii="Calibri" w:hAnsi="Calibri"/>
-          <w:b w:val="0"/>
-          <w:i w:val="0"/>
-          <w:color w:val="000000"/>
-          <w:sz w:val="20"/>
-        </w:rPr>
-        <w:t>Taught robotics, Arduino, programming, and soldering to K-12 students; developed and launched an introductory AI course.</w:t>
-      </w:r>
-    </w:p>
-    <w:p>
-      <w:pPr>
-        <w:spacing w:before="120" w:after="40"/>
-        <w:pBdr>
-          <w:bottom w:val="single" w:sz="4" w:space="2" w:color="000000"/>
-        </w:pBdr>
-      </w:pPr>
-      <w:r>
-        <w:rPr>
-          <w:rFonts w:ascii="Calibri" w:hAnsi="Calibri"/>
-          <w:b/>
-          <w:i w:val="0"/>
-          <w:color w:val="000000"/>
-          <w:sz w:val="21"/>
-        </w:rPr>
-        <w:t>PROJECTS</w:t>
-      </w:r>
-    </w:p>
-    <w:p>
-      <w:pPr>
-        <w:spacing w:before="60" w:after="20"/>
-      </w:pPr>
-      <w:r>
-        <w:rPr>
-          <w:rFonts w:ascii="Calibri" w:hAnsi="Calibri"/>
-          <w:b/>
-          <w:i w:val="0"/>
-          <w:color w:val="000000"/>
-          <w:sz w:val="21"/>
-        </w:rPr>
-        <w:t>AI in Construction Suite</w:t>
-      </w:r>
-      <w:r>
-        <w:rPr>
-          <w:rFonts w:ascii="Calibri" w:hAnsi="Calibri"/>
-          <w:b w:val="0"/>
-          <w:i w:val="0"/>
-          <w:color w:val="000000"/>
-          <w:sz w:val="19"/>
-        </w:rPr>
-        <w:t xml:space="preserve">  |  2024 - Present</w:t>
-      </w:r>
-    </w:p>
-    <w:p>
-      <w:pPr>
-        <w:pStyle w:val="ListBullet"/>
-        <w:spacing w:before="0" w:after="0" w:line="240" w:lineRule="auto"/>
-        <w:ind w:left="317"/>
-      </w:pPr>
-      <w:r>
-        <w:rPr>
-          <w:rFonts w:ascii="Calibri" w:hAnsi="Calibri"/>
-          <w:b w:val="0"/>
-          <w:i w:val="0"/>
-          <w:color w:val="000000"/>
-          <w:sz w:val="20"/>
-        </w:rPr>
-        <w:t>Built and deployed 6 web applications used daily by a live project team (pour tracking, embed tracking, tool inventory, crew attendance, scheduling, cylinder break tracking), plus an AI chat assistant integrated with Google Workspace, Discord, and Microsoft Teams.</w:t>
-      </w:r>
-    </w:p>
-    <w:p>
-      <w:pPr>
-        <w:spacing w:before="60" w:after="20"/>
-      </w:pPr>
-      <w:r>
-        <w:rPr>
-          <w:rFonts w:ascii="Calibri" w:hAnsi="Calibri"/>
-          <w:b/>
-          <w:i w:val="0"/>
-          <w:color w:val="000000"/>
-          <w:sz w:val="21"/>
-        </w:rPr>
-        <w:t>FIRST Robotics Competition</w:t>
-      </w:r>
-      <w:r>
-        <w:rPr>
-          <w:rFonts w:ascii="Calibri" w:hAnsi="Calibri"/>
-          <w:b w:val="0"/>
-          <w:i w:val="0"/>
-          <w:color w:val="000000"/>
-          <w:sz w:val="19"/>
-        </w:rPr>
-        <w:t xml:space="preserve">  |  California  |  Nov 2018 - Jun 2021</w:t>
-      </w:r>
-    </w:p>
-    <w:p>
-      <w:pPr>
-        <w:pStyle w:val="ListBullet"/>
-        <w:spacing w:before="0" w:after="0" w:line="240" w:lineRule="auto"/>
-        <w:ind w:left="317"/>
-      </w:pPr>
-      <w:r>
-        <w:rPr>
-          <w:rFonts w:ascii="Calibri" w:hAnsi="Calibri"/>
-          <w:b w:val="0"/>
-          <w:i w:val="0"/>
-          <w:color w:val="000000"/>
-          <w:sz w:val="20"/>
-        </w:rPr>
-        <w:t>Designed and built competition robots on a multidisciplinary team; secured team funding and delivered builds to competition deadlines.</w:t>
-      </w:r>
-    </w:p>
-    <w:p>
-      <w:pPr>
-        <w:spacing w:before="120" w:after="40"/>
-        <w:pBdr>
-          <w:bottom w:val="single" w:sz="4" w:space="2" w:color="000000"/>
-        </w:pBdr>
-      </w:pPr>
-      <w:r>
-        <w:rPr>
-          <w:rFonts w:ascii="Calibri" w:hAnsi="Calibri"/>
-          <w:b/>
-          <w:i w:val="0"/>
-          <w:color w:val="000000"/>
-          <w:sz w:val="21"/>
-        </w:rPr>
-        <w:t>EDUCATION</w:t>
-      </w:r>
-    </w:p>
-    <w:p>
-      <w:pPr>
-        <w:spacing w:before="40" w:after="0"/>
-      </w:pPr>
-      <w:r>
-        <w:rPr>
-          <w:rFonts w:ascii="Calibri" w:hAnsi="Calibri"/>
-          <w:b/>
-          <w:i w:val="0"/>
-          <w:color w:val="000000"/>
-          <w:sz w:val="21"/>
         </w:rPr>
         <w:t>Bachelor of Science, Mechanical Engineering</w:t>
       </w:r>
       <w:r>
         <w:rPr>
-          <w:rFonts w:ascii="Calibri" w:hAnsi="Calibri"/>
           <w:b w:val="0"/>
-          <w:i w:val="0"/>
-          <w:color w:val="000000"/>
-          <w:sz w:val="20"/>
         </w:rPr>
         <w:t xml:space="preserve"> — California State Polytechnic University, Pomona  |  December 2025</w:t>
       </w:r>
     </w:p>
     <w:sectPr>
       <w:pgSz w:w="12240" w:h="15840"/>
-      <w:pgMar w:top="648" w:right="864" w:bottom="648" w:left="864" w:header="720" w:footer="720" w:gutter="0"/>
+      <w:pgMar w:top="576" w:right="864" w:bottom="576" w:left="864" w:header="720" w:footer="720" w:gutter="0"/>
       <w:cols w:space="720"/>
       <w:docGrid w:linePitch="360"/>
     </w:sectPr>
@@ -1056,11 +960,10 @@
     <w:qFormat/>
     <w:rsid w:val="00FC693F"/>
     <w:pPr>
-      <w:spacing w:after="0" w:line="240" w:lineRule="auto"/>
+      <w:spacing w:before="0" w:after="0" w:line="240" w:lineRule="auto"/>
     </w:pPr>
     <w:rPr>
       <w:rFonts w:ascii="Calibri" w:hAnsi="Calibri"/>
-      <w:color w:val="000000"/>
       <w:sz w:val="20"/>
     </w:rPr>
   </w:style>
